--- a/livrables/Lippens_Charles_2_gestion_de_projet_092026.docx
+++ b/livrables/Lippens_Charles_2_gestion_de_projet_092026.docx
@@ -58,7 +58,7 @@
           <w:color w:val="1F2937"/>
           <w:sz w:val="20"/>
         </w:rPr>
-        <w:t xml:space="preserve">Auteur : </w:t>
+        <w:t xml:space="preserve">Auteur : </w:t>
       </w:r>
       <w:r>
         <w:rPr>
@@ -80,7 +80,7 @@
           <w:color w:val="1F2937"/>
           <w:sz w:val="20"/>
         </w:rPr>
-        <w:t xml:space="preserve">Projet : </w:t>
+        <w:t xml:space="preserve">Projet : </w:t>
       </w:r>
       <w:r>
         <w:rPr>
@@ -102,7 +102,7 @@
           <w:color w:val="1F2937"/>
           <w:sz w:val="20"/>
         </w:rPr>
-        <w:t xml:space="preserve">Outils de pilotage : </w:t>
+        <w:t xml:space="preserve">Outils de pilotage : </w:t>
       </w:r>
       <w:r>
         <w:rPr>
@@ -124,7 +124,7 @@
           <w:color w:val="1F2937"/>
           <w:sz w:val="20"/>
         </w:rPr>
-        <w:t xml:space="preserve">Date : </w:t>
+        <w:t xml:space="preserve">Date : </w:t>
       </w:r>
       <w:r>
         <w:rPr>
@@ -132,7 +132,7 @@
           <w:color w:val="333333"/>
           <w:sz w:val="20"/>
         </w:rPr>
-        <w:t xml:space="preserve">Septembre 2026, dépôt du projet (première version en juillet 2026)</w:t>
+        <w:t xml:space="preserve">Octobre 2026, dépôt du projet (première version en juillet 2026)</w:t>
       </w:r>
     </w:p>
     <w:p>
@@ -146,7 +146,7 @@
           <w:color w:val="1F2937"/>
           <w:sz w:val="20"/>
         </w:rPr>
-        <w:t xml:space="preserve">Version : </w:t>
+        <w:t xml:space="preserve">Version : </w:t>
       </w:r>
       <w:r>
         <w:rPr>
@@ -154,7 +154,7 @@
           <w:color w:val="333333"/>
           <w:sz w:val="20"/>
         </w:rPr>
-        <w:t xml:space="preserve">2.8, lots L1 et L5 rattachés à leurs jalons, versionnage décrit tel qu'il est pratiqué, puis relecture finale (état du tableau de suivi et des risques, lot L7), le 25 septembre 2026, et mise à jour du 28 septembre 2026 (validations de J1 à J3, soutenance la semaine du 12 octobre, tableau de suivi et registre au 28 septembre, frise redessinée, texte allégé) ; 2.7, chronologie dite telle qu'elle est (phase préparatoire, tableau créé le 17 septembre), deux risques ajoutés (biais, information tirée d'un stock relevé après les ventes), bilan d'audit à jour, puis relecture indépendante (colonne des tâches, leçon sur les jalons), le 25 septembre 2026 ; 2.6, tâches du backlog nommées comme telles et livrable réalisé rappelé (étape 3 de l'énoncé), le 25 septembre 2026 ; 2.5, outils de suivi nommés (Kanban dans Notion, miroir dans GitHub Projects) et captures du tableau en section 3, le 17 septembre 2026 ; 2.4, dates réelles des séances de mentorat et de la soutenance, frise datée ; 2.3, frise des lots et des jalons ; 2.2, bilan des écarts aligné sur les trois passages d'audit</w:t>
+        <w:t xml:space="preserve">2.9, mise à jour du 1er octobre 2026 (jalon J4 réussi le 30 septembre, portfolio en ligne, tableau de suivi, captures et registre au 1er octobre, date du dépôt, typographie) ; 2.8, lots L1 et L5 rattachés à leurs jalons, versionnage décrit tel qu'il est pratiqué, puis relecture finale (état du tableau de suivi et des risques, lot L7), le 25 septembre 2026, et mise à jour du 28 septembre 2026 (validations de J1 à J3, soutenance la semaine du 12 octobre, tableau de suivi et registre au 28 septembre, frise redessinée, texte allégé) ; 2.7, chronologie dite telle qu'elle est (phase préparatoire, tableau créé le 17 septembre), deux risques ajoutés (biais, information tirée d'un stock relevé après les ventes), bilan d'audit à jour, puis relecture indépendante (colonne des tâches, leçon sur les jalons), le 25 septembre 2026 ; 2.6, tâches du backlog nommées comme telles et livrable réalisé rappelé (étape 3 de l'énoncé), le 25 septembre 2026 ; 2.5, outils de suivi nommés (Kanban dans Notion, miroir dans GitHub Projects) et captures du tableau en section 3, le 17 septembre 2026 ; 2.4, dates réelles des séances de mentorat et de la soutenance, frise datée ; 2.3, frise des lots et des jalons ; 2.2, bilan des écarts aligné sur les trois passages d'audit</w:t>
       </w:r>
     </w:p>
     <w:p>
@@ -962,7 +962,7 @@
           <w:color w:val="333333"/>
           <w:sz w:val="21"/>
         </w:rPr>
-        <w:t xml:space="preserve">Le backlog compte neuf tâches, écrites du point de vue de l'utilisateur. Chacune a une estimation en points, ses dépendances et sa définition de « terminé ».</w:t>
+        <w:t xml:space="preserve">Le backlog compte neuf tâches, écrites du point de vue de l'utilisateur. Chacune a une estimation en points, ses dépendances et sa définition de « terminé ».</w:t>
       </w:r>
     </w:p>
     <w:tbl>
@@ -2084,7 +2084,7 @@
           <w:color w:val="333333"/>
           <w:sz w:val="21"/>
         </w:rPr>
-        <w:t xml:space="preserve"> Le cadrage (L1) et la validation (L5) n'ont pas de tâche au backlog : ils se terminent par des jalons. L1 est terminé quand le cahier des charges est validé en séance de mentorat (jalon J1, 18 septembre). L5 l'est quand chaque version est validée en séance et que l'audit de conformité ne relève plus d'écart (jalons J3, J4 et J5). Leur définition de « terminé » est donc celle du jalon, en section 4.</w:t>
+        <w:t xml:space="preserve"> Le cadrage (L1) et la validation (L5) n'ont pas de tâche au backlog : ils se terminent par des jalons. L1 est terminé quand le cahier des charges est validé en séance de mentorat (jalon J1, 18 septembre). L5 l'est quand chaque version est validée en séance et que l'audit de conformité ne relève plus d'écart (jalons J3, J4 et J5). Leur définition de « terminé » est donc celle du jalon, en section 4.</w:t>
       </w:r>
     </w:p>
     <w:p>
@@ -2131,7 +2131,7 @@
           <w:color w:val="333333"/>
           <w:sz w:val="21"/>
         </w:rPr>
-        <w:t xml:space="preserve">Le suivi quotidien passe par un tableau Kanban à cinq colonnes, tenu dans Notion (base « P13 BottleNeck, tableau de suivi » ; chaque carte porte ses points, sa dépendance et son critère de fin). Il est copié dans GitHub Projects, à côté du dépôt du portfolio (projet « P13 BottleNeck, suivi »). La limite de deux tâches en cours oblige à terminer avant de commencer. J'ai créé le tableau le 17 septembre 2026, à partir du backlog. Les figures 1 et 2 le montrent ce jour-là : neuf cartes en « Terminé », car leur première version existait depuis la phase préparatoire. Depuis la séance 1, une carte passe en « Terminé » quand son résultat est mesuré et documenté ; un jalon n'est franchi qu'après validation en séance. État au 28 septembre, dans le tableau suivant : B1 à B5 terminées, B6 en cours, B7 en revue jusqu'à ma relecture des essais C et D. B8 est en cours : la version 4 du portfolio est retenue et corrigée, et sera publiée après la séance 3. B9, la mise en situation, reste à faire.</w:t>
+        <w:t xml:space="preserve">Le suivi quotidien passe par un tableau Kanban à cinq colonnes, tenu dans Notion (base « P13 BottleNeck, tableau de suivi » ; chaque carte porte ses points, sa dépendance et son critère de fin). Il est copié dans GitHub Projects, à côté du dépôt du portfolio (projet « P13 BottleNeck, suivi »). La limite de deux tâches en cours oblige à terminer avant de commencer. J'ai créé le tableau le 17 septembre 2026, à partir du backlog, avec les neuf cartes en « Terminé », car leur première version existait depuis la phase préparatoire. Depuis la séance 1, une carte passe en « Terminé » quand son résultat est mesuré et documenté ; un jalon n'est franchi qu'après validation en séance. État au 1er octobre, dans le tableau suivant et sur les figures 1 et 2, capturées ce jour-là : B1 à B5 terminées, B6 en cours, B7 en revue jusqu'à la fin de ma relecture des essais C et D. B8 est terminée : la version 4 du portfolio est en ligne depuis le 30 septembre 2026. B9, la mise en situation, reste à faire.</w:t>
       </w:r>
     </w:p>
     <w:tbl>
@@ -2398,14 +2398,6 @@
             <w:pPr>
               <w:spacing w:after="0" w:line="252" w:lineRule="auto"/>
             </w:pPr>
-            <w:r>
-              <w:rPr>
-                <w:rFonts w:ascii="Calibri" w:hAnsi="Calibri"/>
-                <w:b w:val="0"/>
-                <w:sz w:val="18"/>
-              </w:rPr>
-              <w:t xml:space="preserve">B8, portfolio</w:t>
-            </w:r>
           </w:p>
         </w:tc>
         <w:tc>
@@ -2641,6 +2633,71 @@
           </w:p>
         </w:tc>
       </w:tr>
+      <w:tr>
+        <w:trPr>
+          <w:cantSplit/>
+        </w:trPr>
+        <w:tc>
+          <w:tcPr>
+            <w:tcW w:type="dxa" w:w="1000"/>
+          </w:tcPr>
+          <w:p>
+            <w:pPr>
+              <w:spacing w:after="0" w:line="252" w:lineRule="auto"/>
+            </w:pPr>
+          </w:p>
+        </w:tc>
+        <w:tc>
+          <w:tcPr>
+            <w:tcW w:type="dxa" w:w="1900"/>
+          </w:tcPr>
+          <w:p>
+            <w:pPr>
+              <w:spacing w:after="0" w:line="252" w:lineRule="auto"/>
+            </w:pPr>
+          </w:p>
+        </w:tc>
+        <w:tc>
+          <w:tcPr>
+            <w:tcW w:type="dxa" w:w="1900"/>
+          </w:tcPr>
+          <w:p>
+            <w:pPr>
+              <w:spacing w:after="0" w:line="252" w:lineRule="auto"/>
+            </w:pPr>
+          </w:p>
+        </w:tc>
+        <w:tc>
+          <w:tcPr>
+            <w:tcW w:type="dxa" w:w="1898"/>
+          </w:tcPr>
+          <w:p>
+            <w:pPr>
+              <w:spacing w:after="0" w:line="252" w:lineRule="auto"/>
+            </w:pPr>
+          </w:p>
+        </w:tc>
+        <w:tc>
+          <w:tcPr>
+            <w:tcW w:type="dxa" w:w="2600"/>
+          </w:tcPr>
+          <w:p>
+            <w:pPr>
+              <w:spacing w:after="0" w:line="252" w:lineRule="auto"/>
+            </w:pPr>
+            <w:r>
+              <w:rPr>
+                <w:rFonts w:ascii="Calibri" w:hAnsi="Calibri"/>
+                <w:b w:val="0"/>
+                <w:i w:val="0"/>
+                <w:color w:val="333333"/>
+                <w:sz w:val="18"/>
+              </w:rPr>
+              <w:t xml:space="preserve">B8, portfolio</w:t>
+            </w:r>
+          </w:p>
+        </w:tc>
+      </w:tr>
     </w:tbl>
     <w:p>
       <w:pPr>
@@ -2656,8 +2713,8 @@
       <w:r>
         <w:drawing>
           <wp:inline xmlns:a="http://schemas.openxmlformats.org/drawingml/2006/main" xmlns:pic="http://schemas.openxmlformats.org/drawingml/2006/picture">
-            <wp:extent cx="5760000" cy="2598412"/>
-            <wp:docPr id="2" name="Picture 2" descr="Notion, base P13 BottleNeck tableau de suivi, vue Kanban, cinq colonnes, neuf cartes terminées"/>
+            <wp:extent cx="5660144" cy="2598412"/>
+            <wp:docPr id="2" name="Picture 2" descr="Notion, base P13 BottleNeck tableau de suivi, vue Kanban au 1er octobre 2026 : six cartes terminées, une en cours, une en revue, une à faire"/>
             <wp:cNvGraphicFramePr>
               <a:graphicFrameLocks noChangeAspect="1"/>
             </wp:cNvGraphicFramePr>
@@ -2665,7 +2722,7 @@
               <a:graphicData uri="http://schemas.openxmlformats.org/drawingml/2006/picture">
                 <pic:pic>
                   <pic:nvPicPr>
-                    <pic:cNvPr id="0" name="Notion, base P13 BottleNeck tableau de suivi, vue Kanban, cinq colonnes, neuf cartes terminées"/>
+                    <pic:cNvPr id="0" name="Notion, base P13 BottleNeck tableau de suivi, vue Kanban au 1er octobre 2026 : six cartes terminées, une en cours, une en revue, une à faire"/>
                     <pic:cNvPicPr/>
                   </pic:nvPicPr>
                   <pic:blipFill>
@@ -2677,7 +2734,7 @@
                   <pic:spPr>
                     <a:xfrm>
                       <a:off x="0" y="0"/>
-                      <a:ext cx="5760000" cy="2598412"/>
+                      <a:ext cx="5660144" cy="2598412"/>
                     </a:xfrm>
                     <a:prstGeom prst="rect"/>
                   </pic:spPr>
@@ -2701,7 +2758,7 @@
           <w:color w:val="64748B"/>
           <w:sz w:val="17"/>
         </w:rPr>
-        <w:t xml:space="preserve">Figure 1. Le tableau Kanban dans Notion à sa création, capture du 17 septembre 2026 : les cinq colonnes, dont « En cours (2 au plus) », et les neuf tâches en « Terminé », car leur première version existait. L'état au 28 septembre est dans le tableau ci-dessus.</w:t>
+        <w:t xml:space="preserve">Figure 1. Le tableau Kanban dans Notion, capture du 1er octobre 2026 : cinq colonnes, dont « En cours (2 au plus) » ; B1 à B5 et B8 en « Terminé », B6 en cours, B7 en revue, B9 à faire.</w:t>
       </w:r>
     </w:p>
     <w:p>
@@ -2713,8 +2770,8 @@
       <w:r>
         <w:drawing>
           <wp:inline xmlns:a="http://schemas.openxmlformats.org/drawingml/2006/main" xmlns:pic="http://schemas.openxmlformats.org/drawingml/2006/picture">
-            <wp:extent cx="5760000" cy="2927473"/>
-            <wp:docPr id="3" name="Picture 3" descr="GitHub Projects, tableau P13 BottleNeck suivi, cinq colonnes, neuf cartes terminées"/>
+            <wp:extent cx="5760000" cy="2701733"/>
+            <wp:docPr id="3" name="Picture 3" descr="GitHub Projects, tableau P13 BottleNeck suivi au 1er octobre 2026 : six cartes terminées, une en cours, une en revue, une à faire"/>
             <wp:cNvGraphicFramePr>
               <a:graphicFrameLocks noChangeAspect="1"/>
             </wp:cNvGraphicFramePr>
@@ -2722,7 +2779,7 @@
               <a:graphicData uri="http://schemas.openxmlformats.org/drawingml/2006/picture">
                 <pic:pic>
                   <pic:nvPicPr>
-                    <pic:cNvPr id="0" name="GitHub Projects, tableau P13 BottleNeck suivi, cinq colonnes, neuf cartes terminées"/>
+                    <pic:cNvPr id="0" name="GitHub Projects, tableau P13 BottleNeck suivi au 1er octobre 2026 : six cartes terminées, une en cours, une en revue, une à faire"/>
                     <pic:cNvPicPr/>
                   </pic:nvPicPr>
                   <pic:blipFill>
@@ -2734,7 +2791,7 @@
                   <pic:spPr>
                     <a:xfrm>
                       <a:off x="0" y="0"/>
-                      <a:ext cx="5760000" cy="2927473"/>
+                      <a:ext cx="5760000" cy="2701733"/>
                     </a:xfrm>
                     <a:prstGeom prst="rect"/>
                   </pic:spPr>
@@ -2758,7 +2815,7 @@
           <w:color w:val="64748B"/>
           <w:sz w:val="17"/>
         </w:rPr>
-        <w:t xml:space="preserve">Figure 2. Le même tableau dans GitHub Projects, le 17 septembre 2026 (état de départ) : limite de deux tâches en cours, neuf tâches en « Terminé », avec leurs points et leur dépendance.</w:t>
+        <w:t xml:space="preserve">Figure 2. Le même tableau dans GitHub Projects, capture du 1er octobre 2026 : même état, deux tâches en cours au plus, chaque carte avec ses points et sa dépendance.</w:t>
       </w:r>
     </w:p>
     <w:p>
@@ -2771,7 +2828,7 @@
         <w:pStyle w:val="Heading1"/>
       </w:pPr>
       <w:r>
-        <w:t>4. Planning : jalons et itérations</w:t>
+        <w:t>4. Planning : jalons et itérations</w:t>
       </w:r>
     </w:p>
     <w:p>
@@ -2793,7 +2850,7 @@
           <w:color w:val="333333"/>
           <w:sz w:val="21"/>
         </w:rPr>
-        <w:t xml:space="preserve"> Du 26 juin au 4 août 2026 : faisabilité, première version complète des livrables et trois exécutions du notebook (26 juin, 31 juillet, 4 août), contrôlées par les premiers passages de l'audit. Les quatre itérations de septembre et d'octobre font revoir, compléter et valider ces lots en séance.</w:t>
+        <w:t xml:space="preserve"> Du 26 juin au 4 août 2026 : faisabilité, première version complète des livrables et trois exécutions du notebook (26 juin, 31 juillet, 4 août), contrôlées par les premiers passages de l'audit. Les quatre itérations de septembre et d'octobre font revoir, compléter et valider ces lots en séance.</w:t>
       </w:r>
     </w:p>
     <w:p>
@@ -2805,7 +2862,7 @@
           <w:color w:val="333333"/>
           <w:sz w:val="21"/>
         </w:rPr>
-        <w:t xml:space="preserve">Quatre itérations hebdomadaires, du 14 septembre au 9 octobre 2026, finissent chacune par une revue. Les séances de mentorat des vendredis 18 septembre, 25 septembre et 2 octobre valident les jalons ; la soutenance a lieu la semaine du 12 octobre. Les cinq jalons suivent la numérotation du cahier des charges.</w:t>
+        <w:t xml:space="preserve">Quatre itérations hebdomadaires, du 14 septembre au 9 octobre 2026, finissent chacune par une revue. Les séances de mentorat des vendredis 18 septembre, 25 septembre et 2 octobre valident les jalons ; la soutenance a lieu la semaine du 12 octobre. Les cinq jalons suivent la numérotation du cahier des charges.</w:t>
       </w:r>
     </w:p>
     <w:tbl>
@@ -3155,7 +3212,7 @@
                 <w:color w:val="333333"/>
                 <w:sz w:val="18"/>
               </w:rPr>
-              <w:t xml:space="preserve">L5 validation, L6 restitution, fin de L7 (réexécutions des 25 et 28 septembre)</w:t>
+              <w:t xml:space="preserve">L5 validation, L6 restitution, fin de L7 (réexécutions des 25, 28 et 30 septembre)</w:t>
             </w:r>
           </w:p>
         </w:tc>
@@ -3175,7 +3232,7 @@
                 <w:color w:val="333333"/>
                 <w:sz w:val="18"/>
               </w:rPr>
-              <w:t xml:space="preserve">J4, documentation, à valider en séance 3</w:t>
+              <w:t xml:space="preserve">J4, documentation : réussi le 30 septembre, à valider en séance 3</w:t>
             </w:r>
           </w:p>
         </w:tc>
@@ -3243,7 +3300,7 @@
                 <w:color w:val="333333"/>
                 <w:sz w:val="18"/>
               </w:rPr>
-              <w:t>Consolidation : relectures croisées, répétitions chronométrées, dépôt de l'archive</w:t>
+              <w:t>Consolidation : relectures croisées, répétitions chronométrées, dépôt de l'archive</w:t>
             </w:r>
           </w:p>
         </w:tc>
@@ -3721,7 +3778,7 @@
           <w:color w:val="333333"/>
           <w:sz w:val="21"/>
         </w:rPr>
-        <w:t xml:space="preserve"> J1 a été validé en séance 1, le 18 septembre 2026. J2 et J3 ont été validés en séance 2, le 25 septembre : le mentor a tout validé, sans remarque majeure. J4 est à faire valider en séance 3, le 2 octobre, avec deux preuves. Le 25 septembre, j'ai réexécuté sans erreur les trois notebooks sur mon poste (Anaconda, Python 3.13.9, pandas 2.2.3) : mêmes chiffres métier. Ce poste n'est pas vierge, et ses versions ne sont pas celles du requirements.txt. Le 28 septembre, l'assistant les a réexécutés dans un environnement neuf, créé avec le requirements.txt : mêmes sorties, temps exceptés. J5 sera franchi à la soutenance, après une répétition chronométrée.</w:t>
+        <w:t xml:space="preserve"> J1 a été validé en séance 1, le 18 septembre 2026. J2 et J3 ont été validés en séance 2, le 25 septembre : le mentor a tout validé, sans remarque majeure. J4 a réussi le 30 septembre sur mon poste : dans un environnement neuf, créé avec le seul requirements.txt, les deux notebooks du dossier de dépôt se sont exécutés sans erreur et ont redonné les 14 chiffres clés contrôlés (fichier J4_resultat.txt). La preuve exigée parle d'un poste vierge ; la preuve réelle est cet environnement neuf, sur mon poste. Je demande la validation de J4 en séance 3, le 2 octobre. Deux réexécutions l'avaient préparé : le 25 septembre sur mon poste, avec d'autres versions que celles du requirements.txt (mêmes chiffres métier), et le 28 septembre chez l'assistant, dans un environnement neuf (mêmes sorties, temps exceptés). J5 sera franchi à la soutenance, après une répétition chronométrée.</w:t>
       </w:r>
     </w:p>
     <w:p>
@@ -3746,7 +3803,7 @@
           <w:color w:val="333333"/>
           <w:sz w:val="21"/>
         </w:rPr>
-        <w:t xml:space="preserve"> Le pilotage aboutit au notebook amélioré, exécuté de bout en bout et commenté, livré dans le dossier 1_Notebook_ameliore avec ses données, ses figures et le journal des essais. C'est la sortie des lots L2 à L4 et L7, et la preuve que le pilotage mène au livrable.</w:t>
+        <w:t xml:space="preserve"> Le pilotage aboutit au notebook amélioré, exécuté en entier et commenté, livré dans le dossier Lippens_Charles_1_projet_ameliore_092026 (élément 1 du dépôt), avec ses données, ses figures et le journal des essais. C'est la sortie des lots L2 à L4 et L7, et la preuve que le pilotage mène au livrable.</w:t>
       </w:r>
     </w:p>
     <w:p>
@@ -3763,7 +3820,7 @@
           <w:color w:val="333333"/>
           <w:sz w:val="21"/>
         </w:rPr>
-        <w:t xml:space="preserve">La frise situe les sept lots et les cinq jalons sur les quatre itérations. Les durées sont indicatives dans la semaine ; seul l'ordre compte : un jalon n'est ouvert qu'après la validation du précédent.</w:t>
+        <w:t xml:space="preserve">La frise situe les sept lots et les cinq jalons sur les quatre itérations. Les durées sont indicatives dans la semaine ; seul l'ordre compte : un jalon n'est ouvert qu'après la validation du précédent.</w:t>
       </w:r>
     </w:p>
     <w:p>
@@ -3819,7 +3876,7 @@
           <w:color w:val="64748B"/>
           <w:sz w:val="17"/>
         </w:rPr>
-        <w:t xml:space="preserve">Figure 3. Frise du projet au 28 septembre 2026 : sept lots et cinq jalons, dont J1 à J3 validés, sur quatre itérations hebdomadaires, du 14 septembre au 9 octobre. La soutenance suit, la semaine du 12 octobre.</w:t>
+        <w:t xml:space="preserve">Figure 3. Frise du projet au 28 septembre 2026 : sept lots et cinq jalons, dont J1 à J3 validés, sur quatre itérations hebdomadaires, du 14 septembre au 9 octobre. La soutenance suit, la semaine du 12 octobre.</w:t>
       </w:r>
     </w:p>
     <w:p>
@@ -4115,7 +4172,7 @@
                 <w:color w:val="333333"/>
                 <w:sz w:val="18"/>
               </w:rPr>
-              <w:t xml:space="preserve">Arbitrage des points restés ouverts et validation des jalons (J1 le 18 septembre, J2 et J3 le 25 septembre) ; compte rendu dans le document de chaque séance</w:t>
+              <w:t xml:space="preserve">Arbitrage des points restés ouverts et validation des jalons (J1 le 18 septembre, J2 et J3 le 25 septembre) ; compte rendu dans le document de chaque séance</w:t>
             </w:r>
           </w:p>
         </w:tc>
@@ -4183,7 +4240,7 @@
                 <w:color w:val="333333"/>
                 <w:sz w:val="18"/>
               </w:rPr>
-              <w:t xml:space="preserve">Numéro de version et historique dans chaque document ; fichiers datés dans leur nom ; sauvegarde de chaque fichier remplacé avant mise à jour ; README versionnés dans les dépôts GitHub</w:t>
+              <w:t xml:space="preserve">Numéro de version et historique dans chaque document ; fichiers datés dans leur nom ; sauvegarde de chaque fichier remplacé avant mise à jour ; README versionnés dans les dépôts GitHub</w:t>
             </w:r>
           </w:p>
         </w:tc>
@@ -4476,7 +4533,7 @@
                 <w:color w:val="FFFFFF"/>
                 <w:sz w:val="17"/>
               </w:rPr>
-              <w:t xml:space="preserve">Statut au 28 septembre 2026</w:t>
+              <w:t xml:space="preserve">Statut au 1er octobre 2026</w:t>
             </w:r>
           </w:p>
         </w:tc>
@@ -4561,7 +4618,7 @@
                 <w:color w:val="333333"/>
                 <w:sz w:val="17"/>
               </w:rPr>
-              <w:t xml:space="preserve">Demandes limitées aux schémas et aux noms de colonnes ; accès de l'assistant aux fichiers notés au journal</w:t>
+              <w:t xml:space="preserve">Demandes limitées aux schémas et aux noms de colonnes ; accès de l'assistant aux fichiers notés au journal</w:t>
             </w:r>
           </w:p>
         </w:tc>
@@ -4666,7 +4723,7 @@
                 <w:color w:val="333333"/>
                 <w:sz w:val="17"/>
               </w:rPr>
-              <w:t xml:space="preserve">Stock relevé le 31 octobre, après les ventes qu'il sert à expliquer : usage explicatif, jamais prédictif</w:t>
+              <w:t xml:space="preserve">Stock relevé le 31 octobre, après les ventes qu'il sert à expliquer : usage explicatif, jamais prédictif</w:t>
             </w:r>
           </w:p>
         </w:tc>
@@ -4771,7 +4828,7 @@
                 <w:color w:val="333333"/>
                 <w:sz w:val="17"/>
               </w:rPr>
-              <w:t xml:space="preserve">Analyse limitée aux 714 produits rapprochés ; lecture non causale ; signalements validés par le métier</w:t>
+              <w:t xml:space="preserve">Analyse limitée aux 714 produits rapprochés ; lecture non causale ; signalements validés par le métier</w:t>
             </w:r>
           </w:p>
         </w:tc>
@@ -5546,7 +5603,7 @@
                 <w:color w:val="333333"/>
                 <w:sz w:val="17"/>
               </w:rPr>
-              <w:t xml:space="preserve">Ouvert jusqu'à ma relecture des essais C et D, prévue avant la séance 3</w:t>
+              <w:t xml:space="preserve">Ouvert jusqu'à la fin de ma relecture des essais C et D, en cours</w:t>
             </w:r>
           </w:p>
         </w:tc>
@@ -5651,7 +5708,7 @@
                 <w:color w:val="333333"/>
                 <w:sz w:val="17"/>
               </w:rPr>
-              <w:t xml:space="preserve">Détecté puis corrigé : quarante écarts levés en quatre passages, dont onze au premier</w:t>
+              <w:t xml:space="preserve">Détecté puis corrigé : quarante écarts levés en quatre passages, dont onze au premier</w:t>
             </w:r>
           </w:p>
         </w:tc>
@@ -5761,7 +5818,7 @@
                 <w:color w:val="333333"/>
                 <w:sz w:val="17"/>
               </w:rPr>
-              <w:t xml:space="preserve">Ouvert : mise en situation prête (guide, section 7), pas encore conduite</w:t>
+              <w:t xml:space="preserve">Ouvert : mise en situation prête (guide, section 7), pas encore conduite</w:t>
             </w:r>
           </w:p>
         </w:tc>
@@ -5794,7 +5851,7 @@
           <w:color w:val="333333"/>
           <w:sz w:val="20"/>
         </w:rPr>
-        <w:t xml:space="preserve"> Le code et la documentation se sont désynchronisés : mon contrôle final a relevé quarante écarts en quatre passages, dont onze au premier, parmi lesquels trois sur des chiffres publiés. Au prochain projet, je placerai ce contrôle à chaque fin d'itération, en plus de la clôture.</w:t>
+        <w:t xml:space="preserve"> Le code et la documentation se sont désynchronisés : mon contrôle final a relevé quarante écarts en quatre passages, dont onze au premier, parmi lesquels trois sur des chiffres publiés. Au prochain projet, je placerai ce contrôle à chaque fin d'itération, en plus de la clôture.</w:t>
       </w:r>
     </w:p>
     <w:p>
@@ -5819,7 +5876,7 @@
           <w:color w:val="333333"/>
           <w:sz w:val="21"/>
         </w:rPr>
-        <w:t xml:space="preserve">J'ai conduit le projet comme une mission de conseil : planifier, prioriser, suivre, gérer les risques et documenter, en laissant la décision à l'humain à chaque étape. Trois principes m'ont guidé.</w:t>
+        <w:t xml:space="preserve">J'ai conduit le projet comme une mission de conseil : planifier, prioriser, suivre, gérer les risques et documenter, en laissant la décision à l'humain à chaque étape. Trois principes m'ont guidé.</w:t>
       </w:r>
     </w:p>
     <w:p>
@@ -6194,7 +6251,7 @@
         <w:rFonts w:asciiTheme="minorHAnsi" w:eastAsiaTheme="minorEastAsia" w:hAnsiTheme="minorHAnsi" w:cstheme="minorBidi"/>
         <w:sz w:val="22"/>
         <w:szCs w:val="22"/>
-        <w:lang w:val="en-US" w:eastAsia="en-US" w:bidi="ar-SA"/>
+        <w:lang w:val="fr-FR" w:eastAsia="en-US" w:bidi="ar-SA"/>
       </w:rPr>
     </w:rPrDefault>
     <w:pPrDefault>

--- a/livrables/Lippens_Charles_2_gestion_de_projet_092026.docx
+++ b/livrables/Lippens_Charles_2_gestion_de_projet_092026.docx
@@ -143,7 +143,7 @@
         <w:rPr>
           <w:rFonts w:ascii="Calibri" w:hAnsi="Calibri"/>
           <w:b/>
-          <w:color w:val="1F2937"/>
+          <w:color w:val="333333"/>
           <w:sz w:val="20"/>
         </w:rPr>
         <w:t xml:space="preserve">Version : </w:t>
@@ -151,10 +151,11 @@
       <w:r>
         <w:rPr>
           <w:rFonts w:ascii="Calibri" w:hAnsi="Calibri"/>
+          <w:b w:val="0"/>
           <w:color w:val="333333"/>
           <w:sz w:val="20"/>
         </w:rPr>
-        <w:t xml:space="preserve">2.9, mise à jour du 1er octobre 2026 (jalon J4 réussi le 30 septembre, portfolio en ligne, tableau de suivi, captures et registre au 1er octobre, date du dépôt, typographie) ; 2.8, lots L1 et L5 rattachés à leurs jalons, versionnage décrit tel qu'il est pratiqué, puis relecture finale (état du tableau de suivi et des risques, lot L7), le 25 septembre 2026, et mise à jour du 28 septembre 2026 (validations de J1 à J3, soutenance la semaine du 12 octobre, tableau de suivi et registre au 28 septembre, frise redessinée, texte allégé) ; 2.7, chronologie dite telle qu'elle est (phase préparatoire, tableau créé le 17 septembre), deux risques ajoutés (biais, information tirée d'un stock relevé après les ventes), bilan d'audit à jour, puis relecture indépendante (colonne des tâches, leçon sur les jalons), le 25 septembre 2026 ; 2.6, tâches du backlog nommées comme telles et livrable réalisé rappelé (étape 3 de l'énoncé), le 25 septembre 2026 ; 2.5, outils de suivi nommés (Kanban dans Notion, miroir dans GitHub Projects) et captures du tableau en section 3, le 17 septembre 2026 ; 2.4, dates réelles des séances de mentorat et de la soutenance, frise datée ; 2.3, frise des lots et des jalons ; 2.2, bilan des écarts aligné sur les trois passages d'audit</w:t>
+        <w:t xml:space="preserve">2.10, jalon J4 validé en séance 3, le 2 octobre 2026 ; 2.9, mise à jour du 1er octobre 2026 (jalon J4 réussi le 30 septembre, portfolio en ligne, tableau de suivi, captures et registre au 1er octobre, date du dépôt, typographie) ; 2.8, lots L1 et L5 rattachés à leurs jalons, versionnage décrit tel qu'il est pratiqué, puis relecture finale (état du tableau de suivi et des risques, lot L7), le 25 septembre 2026, et mise à jour du 28 septembre 2026 (validations de J1 à J3, soutenance la semaine du 12 octobre, tableau de suivi et registre au 28 septembre, frise redessinée, texte allégé) ; 2.7, chronologie dite telle qu'elle est (phase préparatoire, tableau créé le 17 septembre), deux risques ajoutés (biais, information tirée d'un stock relevé après les ventes), bilan d'audit à jour, puis relecture indépendante (colonne des tâches, leçon sur les jalons), le 25 septembre 2026 ; 2.6, tâches du backlog nommées comme telles et livrable réalisé rappelé (étape 3 de l'énoncé), le 25 septembre 2026 ; 2.5, outils de suivi nommés (Kanban dans Notion, miroir dans GitHub Projects) et captures du tableau en section 3, le 17 septembre 2026 ; 2.4, dates réelles des séances de mentorat et de la soutenance, frise datée ; 2.3, frise des lots et des jalons ; 2.2, bilan des écarts aligné sur les trois passages d'audit</w:t>
       </w:r>
     </w:p>
     <w:p>
@@ -177,19 +178,258 @@
       </w:r>
     </w:p>
     <w:p>
+      <w:pPr>
+        <w:tabs>
+          <w:tab w:val="right" w:leader="dot" w:pos="9298"/>
+        </w:tabs>
+        <w:spacing w:after="40"/>
+        <w:ind w:left="0"/>
+      </w:pPr>
       <w:r>
-        <w:fldChar w:fldCharType="begin" w:dirty="true"/>
+        <w:fldChar w:fldCharType="begin"/>
+      </w:r>
+      <w:r>
         <w:instrText xml:space="preserve">TOC \o "1-3" \h \z \u</w:instrText>
+      </w:r>
+      <w:r>
         <w:fldChar w:fldCharType="separate"/>
       </w:r>
-      <w:r>
-        <w:rPr>
-          <w:i/>
-          <w:color w:val="64748B"/>
-          <w:sz w:val="18"/>
-        </w:rPr>
-        <w:t>Ouvrez le document dans Word puis appuyez sur F9 pour actualiser le sommaire.</w:t>
-      </w:r>
+      <w:hyperlink w:anchor="_TocP130001" w:history="1">
+        <w:r>
+          <w:rPr>
+            <w:rFonts w:ascii="Calibri" w:hAnsi="Calibri"/>
+            <w:color w:val="1F2937"/>
+            <w:sz w:val="21"/>
+          </w:rPr>
+          <w:t xml:space="preserve">1. Découpage du projet en lots</w:t>
+        </w:r>
+        <w:r>
+          <w:rPr>
+            <w:rFonts w:ascii="Calibri" w:hAnsi="Calibri"/>
+            <w:color w:val="1F2937"/>
+            <w:sz w:val="21"/>
+          </w:rPr>
+          <w:tab/>
+        </w:r>
+        <w:r>
+          <w:rPr>
+            <w:rFonts w:ascii="Calibri" w:hAnsi="Calibri"/>
+            <w:color w:val="1F2937"/>
+            <w:sz w:val="21"/>
+          </w:rPr>
+          <w:t>3</w:t>
+        </w:r>
+      </w:hyperlink>
+    </w:p>
+    <w:p>
+      <w:pPr>
+        <w:tabs>
+          <w:tab w:val="right" w:leader="dot" w:pos="9298"/>
+        </w:tabs>
+        <w:spacing w:after="40"/>
+        <w:ind w:left="0"/>
+      </w:pPr>
+      <w:hyperlink w:anchor="_TocP130002" w:history="1">
+        <w:r>
+          <w:rPr>
+            <w:rFonts w:ascii="Calibri" w:hAnsi="Calibri"/>
+            <w:color w:val="1F2937"/>
+            <w:sz w:val="21"/>
+          </w:rPr>
+          <w:t xml:space="preserve">2. Backlog de tâches</w:t>
+        </w:r>
+        <w:r>
+          <w:rPr>
+            <w:rFonts w:ascii="Calibri" w:hAnsi="Calibri"/>
+            <w:color w:val="1F2937"/>
+            <w:sz w:val="21"/>
+          </w:rPr>
+          <w:tab/>
+        </w:r>
+        <w:r>
+          <w:rPr>
+            <w:rFonts w:ascii="Calibri" w:hAnsi="Calibri"/>
+            <w:color w:val="1F2937"/>
+            <w:sz w:val="21"/>
+          </w:rPr>
+          <w:t>3</w:t>
+        </w:r>
+      </w:hyperlink>
+    </w:p>
+    <w:p>
+      <w:pPr>
+        <w:tabs>
+          <w:tab w:val="right" w:leader="dot" w:pos="9298"/>
+        </w:tabs>
+        <w:spacing w:after="40"/>
+        <w:ind w:left="0"/>
+      </w:pPr>
+      <w:hyperlink w:anchor="_TocP130003" w:history="1">
+        <w:r>
+          <w:rPr>
+            <w:rFonts w:ascii="Calibri" w:hAnsi="Calibri"/>
+            <w:color w:val="1F2937"/>
+            <w:sz w:val="21"/>
+          </w:rPr>
+          <w:t xml:space="preserve">3. Tableau de suivi visuel</w:t>
+        </w:r>
+        <w:r>
+          <w:rPr>
+            <w:rFonts w:ascii="Calibri" w:hAnsi="Calibri"/>
+            <w:color w:val="1F2937"/>
+            <w:sz w:val="21"/>
+          </w:rPr>
+          <w:tab/>
+        </w:r>
+        <w:r>
+          <w:rPr>
+            <w:rFonts w:ascii="Calibri" w:hAnsi="Calibri"/>
+            <w:color w:val="1F2937"/>
+            <w:sz w:val="21"/>
+          </w:rPr>
+          <w:t>4</w:t>
+        </w:r>
+      </w:hyperlink>
+    </w:p>
+    <w:p>
+      <w:pPr>
+        <w:tabs>
+          <w:tab w:val="right" w:leader="dot" w:pos="9298"/>
+        </w:tabs>
+        <w:spacing w:after="40"/>
+        <w:ind w:left="0"/>
+      </w:pPr>
+      <w:hyperlink w:anchor="_TocP130004" w:history="1">
+        <w:r>
+          <w:rPr>
+            <w:rFonts w:ascii="Calibri" w:hAnsi="Calibri"/>
+            <w:color w:val="1F2937"/>
+            <w:sz w:val="21"/>
+          </w:rPr>
+          <w:t xml:space="preserve">4. Planning : jalons et itérations</w:t>
+        </w:r>
+        <w:r>
+          <w:rPr>
+            <w:rFonts w:ascii="Calibri" w:hAnsi="Calibri"/>
+            <w:color w:val="1F2937"/>
+            <w:sz w:val="21"/>
+          </w:rPr>
+          <w:tab/>
+        </w:r>
+        <w:r>
+          <w:rPr>
+            <w:rFonts w:ascii="Calibri" w:hAnsi="Calibri"/>
+            <w:color w:val="1F2937"/>
+            <w:sz w:val="21"/>
+          </w:rPr>
+          <w:t>5</w:t>
+        </w:r>
+      </w:hyperlink>
+    </w:p>
+    <w:p>
+      <w:pPr>
+        <w:tabs>
+          <w:tab w:val="right" w:leader="dot" w:pos="9298"/>
+        </w:tabs>
+        <w:spacing w:after="40"/>
+        <w:ind w:left="0"/>
+      </w:pPr>
+      <w:hyperlink w:anchor="_TocP130005" w:history="1">
+        <w:r>
+          <w:rPr>
+            <w:rFonts w:ascii="Calibri" w:hAnsi="Calibri"/>
+            <w:color w:val="1F2937"/>
+            <w:sz w:val="21"/>
+          </w:rPr>
+          <w:t xml:space="preserve">5. Points de contrôle, revues et versionnage</w:t>
+        </w:r>
+        <w:r>
+          <w:rPr>
+            <w:rFonts w:ascii="Calibri" w:hAnsi="Calibri"/>
+            <w:color w:val="1F2937"/>
+            <w:sz w:val="21"/>
+          </w:rPr>
+          <w:tab/>
+        </w:r>
+        <w:r>
+          <w:rPr>
+            <w:rFonts w:ascii="Calibri" w:hAnsi="Calibri"/>
+            <w:color w:val="1F2937"/>
+            <w:sz w:val="21"/>
+          </w:rPr>
+          <w:t>7</w:t>
+        </w:r>
+      </w:hyperlink>
+    </w:p>
+    <w:p>
+      <w:pPr>
+        <w:tabs>
+          <w:tab w:val="right" w:leader="dot" w:pos="9298"/>
+        </w:tabs>
+        <w:spacing w:after="40"/>
+        <w:ind w:left="0"/>
+      </w:pPr>
+      <w:hyperlink w:anchor="_TocP130006" w:history="1">
+        <w:r>
+          <w:rPr>
+            <w:rFonts w:ascii="Calibri" w:hAnsi="Calibri"/>
+            <w:color w:val="1F2937"/>
+            <w:sz w:val="21"/>
+          </w:rPr>
+          <w:t xml:space="preserve">6. Registre des risques</w:t>
+        </w:r>
+        <w:r>
+          <w:rPr>
+            <w:rFonts w:ascii="Calibri" w:hAnsi="Calibri"/>
+            <w:color w:val="1F2937"/>
+            <w:sz w:val="21"/>
+          </w:rPr>
+          <w:tab/>
+        </w:r>
+        <w:r>
+          <w:rPr>
+            <w:rFonts w:ascii="Calibri" w:hAnsi="Calibri"/>
+            <w:color w:val="1F2937"/>
+            <w:sz w:val="21"/>
+          </w:rPr>
+          <w:t>7</w:t>
+        </w:r>
+      </w:hyperlink>
+    </w:p>
+    <w:p>
+      <w:pPr>
+        <w:tabs>
+          <w:tab w:val="right" w:leader="dot" w:pos="9298"/>
+        </w:tabs>
+        <w:spacing w:after="40"/>
+        <w:ind w:left="0"/>
+      </w:pPr>
+      <w:hyperlink w:anchor="_TocP130007" w:history="1">
+        <w:r>
+          <w:rPr>
+            <w:rFonts w:ascii="Calibri" w:hAnsi="Calibri"/>
+            <w:color w:val="1F2937"/>
+            <w:sz w:val="21"/>
+          </w:rPr>
+          <w:t xml:space="preserve">7. Posture de pilotage</w:t>
+        </w:r>
+        <w:r>
+          <w:rPr>
+            <w:rFonts w:ascii="Calibri" w:hAnsi="Calibri"/>
+            <w:color w:val="1F2937"/>
+            <w:sz w:val="21"/>
+          </w:rPr>
+          <w:tab/>
+        </w:r>
+        <w:r>
+          <w:rPr>
+            <w:rFonts w:ascii="Calibri" w:hAnsi="Calibri"/>
+            <w:color w:val="1F2937"/>
+            <w:sz w:val="21"/>
+          </w:rPr>
+          <w:t>9</w:t>
+        </w:r>
+      </w:hyperlink>
       <w:r>
         <w:fldChar w:fldCharType="end"/>
       </w:r>
@@ -203,9 +443,11 @@
       <w:pPr>
         <w:pStyle w:val="Heading1"/>
       </w:pPr>
+      <w:bookmarkStart w:id="7001" w:name="_TocP130001"/>
       <w:r>
         <w:t>1. Découpage du projet en lots</w:t>
       </w:r>
+      <w:bookmarkEnd w:id="7001"/>
     </w:p>
     <w:p>
       <w:r>
@@ -949,9 +1191,11 @@
       <w:pPr>
         <w:pStyle w:val="Heading1"/>
       </w:pPr>
+      <w:bookmarkStart w:id="7002" w:name="_TocP130002"/>
       <w:r>
         <w:t>2. Backlog de tâches</w:t>
       </w:r>
+      <w:bookmarkEnd w:id="7002"/>
     </w:p>
     <w:p>
       <w:r>
@@ -2118,9 +2362,11 @@
       <w:pPr>
         <w:pStyle w:val="Heading1"/>
       </w:pPr>
+      <w:bookmarkStart w:id="7003" w:name="_TocP130003"/>
       <w:r>
         <w:t>3. Tableau de suivi visuel</w:t>
       </w:r>
+      <w:bookmarkEnd w:id="7003"/>
     </w:p>
     <w:p>
       <w:r>
@@ -2827,9 +3073,11 @@
       <w:pPr>
         <w:pStyle w:val="Heading1"/>
       </w:pPr>
+      <w:bookmarkStart w:id="7004" w:name="_TocP130004"/>
       <w:r>
         <w:t>4. Planning : jalons et itérations</w:t>
       </w:r>
+      <w:bookmarkEnd w:id="7004"/>
     </w:p>
     <w:p>
       <w:r>
@@ -3232,7 +3480,7 @@
                 <w:color w:val="333333"/>
                 <w:sz w:val="18"/>
               </w:rPr>
-              <w:t xml:space="preserve">J4, documentation : réussi le 30 septembre, à valider en séance 3</w:t>
+              <w:t xml:space="preserve">J4, documentation : réussi le 30 septembre, validé en séance 3, le 2 octobre</w:t>
             </w:r>
           </w:p>
         </w:tc>
@@ -3778,7 +4026,7 @@
           <w:color w:val="333333"/>
           <w:sz w:val="21"/>
         </w:rPr>
-        <w:t xml:space="preserve"> J1 a été validé en séance 1, le 18 septembre 2026. J2 et J3 ont été validés en séance 2, le 25 septembre : le mentor a tout validé, sans remarque majeure. J4 a réussi le 30 septembre sur mon poste : dans un environnement neuf, créé avec le seul requirements.txt, les deux notebooks du dossier de dépôt se sont exécutés sans erreur et ont redonné les 14 chiffres clés contrôlés (fichier J4_resultat.txt). La preuve exigée parle d'un poste vierge ; la preuve réelle est cet environnement neuf, sur mon poste. Je demande la validation de J4 en séance 3, le 2 octobre. Deux réexécutions l'avaient préparé : le 25 septembre sur mon poste, avec d'autres versions que celles du requirements.txt (mêmes chiffres métier), et le 28 septembre chez l'assistant, dans un environnement neuf (mêmes sorties, temps exceptés). J5 sera franchi à la soutenance, après une répétition chronométrée.</w:t>
+        <w:t xml:space="preserve"> J1 a été validé en séance 1, le 18 septembre 2026. J2 et J3 ont été validés en séance 2, le 25 septembre : le mentor a tout validé, sans remarque majeure. J4 a réussi le 30 septembre sur mon poste : dans un environnement neuf, créé avec le seul requirements.txt, les deux notebooks du dossier de dépôt se sont exécutés sans erreur et ont redonné les 14 chiffres clés contrôlés (fichier J4_resultat.txt). La preuve exigée parle d'un poste vierge ; la preuve réelle est cet environnement neuf, sur mon poste. J4 a été validé en séance 3, le 2 octobre. Deux réexécutions l'avaient préparé : le 25 septembre sur mon poste, avec d'autres versions que celles du requirements.txt (mêmes chiffres métier), et le 28 septembre chez l'assistant, dans un environnement neuf (mêmes sorties, temps exceptés). J5 sera franchi à la soutenance, après une répétition chronométrée.</w:t>
       </w:r>
     </w:p>
     <w:p>
@@ -3876,16 +4124,18 @@
           <w:color w:val="64748B"/>
           <w:sz w:val="17"/>
         </w:rPr>
-        <w:t xml:space="preserve">Figure 3. Frise du projet au 28 septembre 2026 : sept lots et cinq jalons, dont J1 à J3 validés, sur quatre itérations hebdomadaires, du 14 septembre au 9 octobre. La soutenance suit, la semaine du 12 octobre.</w:t>
+        <w:t xml:space="preserve">Figure 3. Frise du projet au 2 octobre 2026 : sept lots et cinq jalons, dont J1 à J4 validés, sur quatre itérations hebdomadaires, du 14 septembre au 9 octobre. La soutenance suit, la semaine du 12 octobre.</w:t>
       </w:r>
     </w:p>
     <w:p>
       <w:pPr>
         <w:pStyle w:val="Heading1"/>
       </w:pPr>
+      <w:bookmarkStart w:id="7005" w:name="_TocP130005"/>
       <w:r>
         <w:t>5. Points de contrôle, revues et versionnage</w:t>
       </w:r>
+      <w:bookmarkEnd w:id="7005"/>
     </w:p>
     <w:tbl>
       <w:tblPr>
@@ -4388,9 +4638,11 @@
       <w:pPr>
         <w:pStyle w:val="Heading1"/>
       </w:pPr>
+      <w:bookmarkStart w:id="7006" w:name="_TocP130006"/>
       <w:r>
         <w:t>6. Registre des risques</w:t>
       </w:r>
+      <w:bookmarkEnd w:id="7006"/>
     </w:p>
     <w:p>
       <w:r>
@@ -5863,9 +6115,11 @@
       <w:pPr>
         <w:pStyle w:val="Heading1"/>
       </w:pPr>
+      <w:bookmarkStart w:id="7007" w:name="_TocP130007"/>
       <w:r>
         <w:t>7. Posture de pilotage</w:t>
       </w:r>
+      <w:bookmarkEnd w:id="7007"/>
     </w:p>
     <w:p>
       <w:r>

--- a/livrables/Lippens_Charles_2_gestion_de_projet_092026.docx
+++ b/livrables/Lippens_Charles_2_gestion_de_projet_092026.docx
@@ -155,7 +155,7 @@
           <w:color w:val="333333"/>
           <w:sz w:val="20"/>
         </w:rPr>
-        <w:t xml:space="preserve">2.10, jalon J4 validé en séance 3, le 2 octobre 2026 ; 2.9, mise à jour du 1er octobre 2026 (jalon J4 réussi le 30 septembre, portfolio en ligne, tableau de suivi, captures et registre au 1er octobre, date du dépôt, typographie) ; 2.8, lots L1 et L5 rattachés à leurs jalons, versionnage décrit tel qu'il est pratiqué, puis relecture finale (état du tableau de suivi et des risques, lot L7), le 25 septembre 2026, et mise à jour du 28 septembre 2026 (validations de J1 à J3, soutenance la semaine du 12 octobre, tableau de suivi et registre au 28 septembre, frise redessinée, texte allégé) ; 2.7, chronologie dite telle qu'elle est (phase préparatoire, tableau créé le 17 septembre), deux risques ajoutés (biais, information tirée d'un stock relevé après les ventes), bilan d'audit à jour, puis relecture indépendante (colonne des tâches, leçon sur les jalons), le 25 septembre 2026 ; 2.6, tâches du backlog nommées comme telles et livrable réalisé rappelé (étape 3 de l'énoncé), le 25 septembre 2026 ; 2.5, outils de suivi nommés (Kanban dans Notion, miroir dans GitHub Projects) et captures du tableau en section 3, le 17 septembre 2026 ; 2.4, dates réelles des séances de mentorat et de la soutenance, frise datée ; 2.3, frise des lots et des jalons ; 2.2, bilan des écarts aligné sur les trois passages d'audit</w:t>
+        <w:t xml:space="preserve">2.11, le 7 octobre 2026 : essais C et D relus, mise en situation faite, tableau de suivi, captures et registre au 7 octobre ; 2.10, jalon J4 validé en séance 3, le 2 octobre 2026 ; 2.9, mise à jour du 1er octobre 2026 (jalon J4 réussi le 30 septembre, portfolio en ligne, tableau de suivi, captures et registre au 1er octobre, date du dépôt, typographie) ; 2.8, lots L1 et L5 rattachés à leurs jalons, versionnage décrit tel qu'il est pratiqué, puis relecture finale (état du tableau de suivi et des risques, lot L7), le 25 septembre 2026, et mise à jour du 28 septembre 2026 (validations de J1 à J3, soutenance la semaine du 12 octobre, tableau de suivi et registre au 28 septembre, frise redessinée, texte allégé) ; 2.7, chronologie dite telle qu'elle est (phase préparatoire, tableau créé le 17 septembre), deux risques ajoutés (biais, information tirée d'un stock relevé après les ventes), bilan d'audit à jour, puis relecture indépendante (colonne des tâches, leçon sur les jalons), le 25 septembre 2026 ; 2.6, tâches du backlog nommées comme telles et livrable réalisé rappelé (étape 3 de l'énoncé), le 25 septembre 2026 ; 2.5, outils de suivi nommés (Kanban dans Notion, miroir dans GitHub Projects) et captures du tableau en section 3, le 17 septembre 2026 ; 2.4, dates réelles des séances de mentorat et de la soutenance, frise datée ; 2.3, frise des lots et des jalons ; 2.2, bilan des écarts aligné sur les trois passages d'audit</w:t>
       </w:r>
     </w:p>
     <w:p>
@@ -2377,7 +2377,7 @@
           <w:color w:val="333333"/>
           <w:sz w:val="21"/>
         </w:rPr>
-        <w:t xml:space="preserve">Le suivi quotidien passe par un tableau Kanban à cinq colonnes, tenu dans Notion (base « P13 BottleNeck, tableau de suivi » ; chaque carte porte ses points, sa dépendance et son critère de fin). Il est copié dans GitHub Projects, à côté du dépôt du portfolio (projet « P13 BottleNeck, suivi »). La limite de deux tâches en cours oblige à terminer avant de commencer. J'ai créé le tableau le 17 septembre 2026, à partir du backlog, avec les neuf cartes en « Terminé », car leur première version existait depuis la phase préparatoire. Depuis la séance 1, une carte passe en « Terminé » quand son résultat est mesuré et documenté ; un jalon n'est franchi qu'après validation en séance. État au 1er octobre, dans le tableau suivant et sur les figures 1 et 2, capturées ce jour-là : B1 à B5 terminées, B6 en cours, B7 en revue jusqu'à la fin de ma relecture des essais C et D. B8 est terminée : la version 4 du portfolio est en ligne depuis le 30 septembre 2026. B9, la mise en situation, reste à faire.</w:t>
+        <w:t xml:space="preserve">Le suivi quotidien passe par un tableau Kanban à cinq colonnes, tenu dans Notion (base « P13 BottleNeck, tableau de suivi » ; chaque carte porte ses points, sa dépendance et son critère de fin). Il est copié dans GitHub Projects, à côté du dépôt du portfolio (projet « P13 BottleNeck, suivi »). La limite de deux tâches en cours oblige à terminer avant de commencer. J'ai créé le tableau le 17 septembre 2026, à partir du backlog, avec les neuf cartes en « Terminé », car leur première version existait depuis la phase préparatoire. Depuis la séance 1, une carte passe en « Terminé » quand son résultat est mesuré et documenté ; un jalon n'est franchi qu'après validation en séance. État au 7 octobre, dans le tableau suivant et sur les figures 1 et 2, capturées ce jour-là : les neuf cartes sont terminées. B6 et B7 le sont depuis le 7 octobre, après ma relecture des essais C et D ; B8 depuis la mise en ligne de la version 4 du portfolio, le 30 septembre ; B9 depuis la mise en situation du 7 octobre.</w:t>
       </w:r>
     </w:p>
     <w:tbl>
@@ -2536,16 +2536,6 @@
             <w:pPr>
               <w:spacing w:after="0" w:line="252" w:lineRule="auto"/>
             </w:pPr>
-            <w:r>
-              <w:rPr>
-                <w:rFonts w:ascii="Calibri" w:hAnsi="Calibri"/>
-                <w:b w:val="0"/>
-                <w:i w:val="0"/>
-                <w:color w:val="333333"/>
-                <w:sz w:val="18"/>
-              </w:rPr>
-              <w:t xml:space="preserve">B9, accompagnement des utilisateurs</w:t>
-            </w:r>
           </w:p>
         </w:tc>
         <w:tc>
@@ -2556,16 +2546,6 @@
             <w:pPr>
               <w:spacing w:after="0" w:line="252" w:lineRule="auto"/>
             </w:pPr>
-            <w:r>
-              <w:rPr>
-                <w:rFonts w:ascii="Calibri" w:hAnsi="Calibri"/>
-                <w:b w:val="0"/>
-                <w:i w:val="0"/>
-                <w:color w:val="333333"/>
-                <w:sz w:val="18"/>
-              </w:rPr>
-              <w:t xml:space="preserve">B6, synthèse pour la direction</w:t>
-            </w:r>
           </w:p>
         </w:tc>
         <w:tc>
@@ -2576,16 +2556,6 @@
             <w:pPr>
               <w:spacing w:after="0" w:line="252" w:lineRule="auto"/>
             </w:pPr>
-            <w:r>
-              <w:rPr>
-                <w:rFonts w:ascii="Calibri" w:hAnsi="Calibri"/>
-                <w:b w:val="0"/>
-                <w:i w:val="0"/>
-                <w:color w:val="333333"/>
-                <w:sz w:val="18"/>
-              </w:rPr>
-              <w:t xml:space="preserve">B7, journal des essais</w:t>
-            </w:r>
           </w:p>
         </w:tc>
         <w:tc>
@@ -2886,6 +2856,76 @@
         <w:tc>
           <w:tcPr>
             <w:tcW w:type="dxa" w:w="1000"/>
+            <w:shd w:val="clear" w:color="auto" w:fill="F1F5F9"/>
+          </w:tcPr>
+          <w:p>
+            <w:pPr>
+              <w:spacing w:after="0" w:line="252" w:lineRule="auto"/>
+            </w:pPr>
+          </w:p>
+        </w:tc>
+        <w:tc>
+          <w:tcPr>
+            <w:tcW w:type="dxa" w:w="1900"/>
+            <w:shd w:val="clear" w:color="auto" w:fill="F1F5F9"/>
+          </w:tcPr>
+          <w:p>
+            <w:pPr>
+              <w:spacing w:after="0" w:line="252" w:lineRule="auto"/>
+            </w:pPr>
+          </w:p>
+        </w:tc>
+        <w:tc>
+          <w:tcPr>
+            <w:tcW w:type="dxa" w:w="1900"/>
+            <w:shd w:val="clear" w:color="auto" w:fill="F1F5F9"/>
+          </w:tcPr>
+          <w:p>
+            <w:pPr>
+              <w:spacing w:after="0" w:line="252" w:lineRule="auto"/>
+            </w:pPr>
+          </w:p>
+        </w:tc>
+        <w:tc>
+          <w:tcPr>
+            <w:tcW w:type="dxa" w:w="1898"/>
+            <w:shd w:val="clear" w:color="auto" w:fill="F1F5F9"/>
+          </w:tcPr>
+          <w:p>
+            <w:pPr>
+              <w:spacing w:after="0" w:line="252" w:lineRule="auto"/>
+            </w:pPr>
+          </w:p>
+        </w:tc>
+        <w:tc>
+          <w:tcPr>
+            <w:tcW w:type="dxa" w:w="2600"/>
+            <w:shd w:val="clear" w:color="auto" w:fill="F1F5F9"/>
+          </w:tcPr>
+          <w:p>
+            <w:pPr>
+              <w:spacing w:after="0" w:line="252" w:lineRule="auto"/>
+            </w:pPr>
+            <w:r>
+              <w:rPr>
+                <w:rFonts w:ascii="Calibri" w:hAnsi="Calibri"/>
+                <w:b w:val="0"/>
+                <w:i w:val="0"/>
+                <w:color w:val="333333"/>
+                <w:sz w:val="18"/>
+              </w:rPr>
+              <w:t xml:space="preserve">B6, synthèse pour la direction</w:t>
+            </w:r>
+          </w:p>
+        </w:tc>
+      </w:tr>
+      <w:tr>
+        <w:trPr>
+          <w:cantSplit/>
+        </w:trPr>
+        <w:tc>
+          <w:tcPr>
+            <w:tcW w:type="dxa" w:w="1000"/>
           </w:tcPr>
           <w:p>
             <w:pPr>
@@ -2939,7 +2979,142 @@
                 <w:color w:val="333333"/>
                 <w:sz w:val="18"/>
               </w:rPr>
+              <w:t xml:space="preserve">B7, journal des essais</w:t>
+            </w:r>
+          </w:p>
+        </w:tc>
+      </w:tr>
+      <w:tr>
+        <w:trPr>
+          <w:cantSplit/>
+        </w:trPr>
+        <w:tc>
+          <w:tcPr>
+            <w:tcW w:type="dxa" w:w="1000"/>
+            <w:shd w:val="clear" w:color="auto" w:fill="F1F5F9"/>
+          </w:tcPr>
+          <w:p>
+            <w:pPr>
+              <w:spacing w:after="0" w:line="252" w:lineRule="auto"/>
+            </w:pPr>
+          </w:p>
+        </w:tc>
+        <w:tc>
+          <w:tcPr>
+            <w:tcW w:type="dxa" w:w="1900"/>
+            <w:shd w:val="clear" w:color="auto" w:fill="F1F5F9"/>
+          </w:tcPr>
+          <w:p>
+            <w:pPr>
+              <w:spacing w:after="0" w:line="252" w:lineRule="auto"/>
+            </w:pPr>
+          </w:p>
+        </w:tc>
+        <w:tc>
+          <w:tcPr>
+            <w:tcW w:type="dxa" w:w="1900"/>
+            <w:shd w:val="clear" w:color="auto" w:fill="F1F5F9"/>
+          </w:tcPr>
+          <w:p>
+            <w:pPr>
+              <w:spacing w:after="0" w:line="252" w:lineRule="auto"/>
+            </w:pPr>
+          </w:p>
+        </w:tc>
+        <w:tc>
+          <w:tcPr>
+            <w:tcW w:type="dxa" w:w="1898"/>
+            <w:shd w:val="clear" w:color="auto" w:fill="F1F5F9"/>
+          </w:tcPr>
+          <w:p>
+            <w:pPr>
+              <w:spacing w:after="0" w:line="252" w:lineRule="auto"/>
+            </w:pPr>
+          </w:p>
+        </w:tc>
+        <w:tc>
+          <w:tcPr>
+            <w:tcW w:type="dxa" w:w="2600"/>
+            <w:shd w:val="clear" w:color="auto" w:fill="F1F5F9"/>
+          </w:tcPr>
+          <w:p>
+            <w:pPr>
+              <w:spacing w:after="0" w:line="252" w:lineRule="auto"/>
+            </w:pPr>
+            <w:r>
+              <w:rPr>
+                <w:rFonts w:ascii="Calibri" w:hAnsi="Calibri"/>
+                <w:b w:val="0"/>
+                <w:i w:val="0"/>
+                <w:color w:val="333333"/>
+                <w:sz w:val="18"/>
+              </w:rPr>
               <w:t xml:space="preserve">B8, portfolio</w:t>
+            </w:r>
+          </w:p>
+        </w:tc>
+      </w:tr>
+      <w:tr>
+        <w:trPr>
+          <w:cantSplit/>
+        </w:trPr>
+        <w:tc>
+          <w:tcPr>
+            <w:tcW w:type="dxa" w:w="1000"/>
+          </w:tcPr>
+          <w:p>
+            <w:pPr>
+              <w:spacing w:after="0" w:line="252" w:lineRule="auto"/>
+            </w:pPr>
+          </w:p>
+        </w:tc>
+        <w:tc>
+          <w:tcPr>
+            <w:tcW w:type="dxa" w:w="1900"/>
+          </w:tcPr>
+          <w:p>
+            <w:pPr>
+              <w:spacing w:after="0" w:line="252" w:lineRule="auto"/>
+            </w:pPr>
+          </w:p>
+        </w:tc>
+        <w:tc>
+          <w:tcPr>
+            <w:tcW w:type="dxa" w:w="1900"/>
+          </w:tcPr>
+          <w:p>
+            <w:pPr>
+              <w:spacing w:after="0" w:line="252" w:lineRule="auto"/>
+            </w:pPr>
+          </w:p>
+        </w:tc>
+        <w:tc>
+          <w:tcPr>
+            <w:tcW w:type="dxa" w:w="1898"/>
+          </w:tcPr>
+          <w:p>
+            <w:pPr>
+              <w:spacing w:after="0" w:line="252" w:lineRule="auto"/>
+            </w:pPr>
+          </w:p>
+        </w:tc>
+        <w:tc>
+          <w:tcPr>
+            <w:tcW w:type="dxa" w:w="2600"/>
+          </w:tcPr>
+          <w:p>
+            <w:pPr>
+              <w:spacing w:after="0" w:line="252" w:lineRule="auto"/>
+            </w:pPr>
+            <w:r>
+              <w:rPr>
+                <w:rFonts w:ascii="Calibri" w:hAnsi="Calibri"/>
+                <w:b w:val="0"/>
+                <w:i w:val="0"/>
+                <w:color w:val="333333"/>
+                <w:sz w:val="18"/>
+              </w:rPr>
+              <w:t xml:space="preserve">B9, accompagnement des utilisateurs</w:t>
             </w:r>
           </w:p>
         </w:tc>
@@ -2959,8 +3134,8 @@
       <w:r>
         <w:drawing>
           <wp:inline xmlns:a="http://schemas.openxmlformats.org/drawingml/2006/main" xmlns:pic="http://schemas.openxmlformats.org/drawingml/2006/picture">
-            <wp:extent cx="5660144" cy="2598412"/>
-            <wp:docPr id="2" name="Picture 2" descr="Notion, base P13 BottleNeck tableau de suivi, vue Kanban au 1er octobre 2026 : six cartes terminées, une en cours, une en revue, une à faire"/>
+            <wp:extent cx="4777888" cy="2298412"/>
+            <wp:docPr id="2" name="Picture 2" descr="Notion, base P13 BottleNeck tableau de suivi, vue Kanban au 7 octobre 2026 : les neuf cartes en Terminé, les quatre autres colonnes vides"/>
             <wp:cNvGraphicFramePr>
               <a:graphicFrameLocks noChangeAspect="1"/>
             </wp:cNvGraphicFramePr>
@@ -2968,7 +3143,7 @@
               <a:graphicData uri="http://schemas.openxmlformats.org/drawingml/2006/picture">
                 <pic:pic>
                   <pic:nvPicPr>
-                    <pic:cNvPr id="0" name="Notion, base P13 BottleNeck tableau de suivi, vue Kanban au 1er octobre 2026 : six cartes terminées, une en cours, une en revue, une à faire"/>
+                    <pic:cNvPr id="0" name="Notion, base P13 BottleNeck tableau de suivi, vue Kanban au 1er octobre 2026 : six cartes terminées, une en cours, une en revue, une à faire" descr="Notion, base P13 BottleNeck tableau de suivi, vue Kanban au 7 octobre 2026 : les neuf cartes en Terminé, les quatre autres colonnes vides"/>
                     <pic:cNvPicPr/>
                   </pic:nvPicPr>
                   <pic:blipFill>
@@ -2980,7 +3155,7 @@
                   <pic:spPr>
                     <a:xfrm>
                       <a:off x="0" y="0"/>
-                      <a:ext cx="5660144" cy="2598412"/>
+                      <a:ext cx="4777888" cy="2298412"/>
                     </a:xfrm>
                     <a:prstGeom prst="rect"/>
                   </pic:spPr>
@@ -3004,7 +3179,7 @@
           <w:color w:val="64748B"/>
           <w:sz w:val="17"/>
         </w:rPr>
-        <w:t xml:space="preserve">Figure 1. Le tableau Kanban dans Notion, capture du 1er octobre 2026 : cinq colonnes, dont « En cours (2 au plus) » ; B1 à B5 et B8 en « Terminé », B6 en cours, B7 en revue, B9 à faire.</w:t>
+        <w:t xml:space="preserve">Figure 1. Le tableau Kanban dans Notion, capture du 7 octobre 2026 : cinq colonnes, dont « En cours (2 au plus) » ; les neuf cartes en « Terminé ».</w:t>
       </w:r>
     </w:p>
     <w:p>
@@ -3016,8 +3191,8 @@
       <w:r>
         <w:drawing>
           <wp:inline xmlns:a="http://schemas.openxmlformats.org/drawingml/2006/main" xmlns:pic="http://schemas.openxmlformats.org/drawingml/2006/picture">
-            <wp:extent cx="5760000" cy="2701733"/>
-            <wp:docPr id="3" name="Picture 3" descr="GitHub Projects, tableau P13 BottleNeck suivi au 1er octobre 2026 : six cartes terminées, une en cours, une en revue, une à faire"/>
+            <wp:extent cx="4308620" cy="2401733"/>
+            <wp:docPr id="3" name="Picture 3" descr="GitHub Projects, tableau P13 BottleNeck suivi au 7 octobre 2026 : les neuf cartes en Terminé, chacune avec ses points et sa dépendance"/>
             <wp:cNvGraphicFramePr>
               <a:graphicFrameLocks noChangeAspect="1"/>
             </wp:cNvGraphicFramePr>
@@ -3025,7 +3200,7 @@
               <a:graphicData uri="http://schemas.openxmlformats.org/drawingml/2006/picture">
                 <pic:pic>
                   <pic:nvPicPr>
-                    <pic:cNvPr id="0" name="GitHub Projects, tableau P13 BottleNeck suivi au 1er octobre 2026 : six cartes terminées, une en cours, une en revue, une à faire"/>
+                    <pic:cNvPr id="0" name="GitHub Projects, tableau P13 BottleNeck suivi au 1er octobre 2026 : six cartes terminées, une en cours, une en revue, une à faire" descr="GitHub Projects, tableau P13 BottleNeck suivi au 7 octobre 2026 : les neuf cartes en Terminé, chacune avec ses points et sa dépendance"/>
                     <pic:cNvPicPr/>
                   </pic:nvPicPr>
                   <pic:blipFill>
@@ -3037,7 +3212,7 @@
                   <pic:spPr>
                     <a:xfrm>
                       <a:off x="0" y="0"/>
-                      <a:ext cx="5760000" cy="2701733"/>
+                      <a:ext cx="4308620" cy="2401733"/>
                     </a:xfrm>
                     <a:prstGeom prst="rect"/>
                   </pic:spPr>
@@ -3061,7 +3236,7 @@
           <w:color w:val="64748B"/>
           <w:sz w:val="17"/>
         </w:rPr>
-        <w:t xml:space="preserve">Figure 2. Le même tableau dans GitHub Projects, capture du 1er octobre 2026 : même état, deux tâches en cours au plus, chaque carte avec ses points et sa dépendance.</w:t>
+        <w:t xml:space="preserve">Figure 2. Le même tableau dans GitHub Projects, capture du 7 octobre 2026 : même état, deux tâches en cours au plus, chaque carte avec ses points et sa dépendance.</w:t>
       </w:r>
     </w:p>
     <w:p>
@@ -4785,7 +4960,7 @@
                 <w:color w:val="FFFFFF"/>
                 <w:sz w:val="17"/>
               </w:rPr>
-              <w:t xml:space="preserve">Statut au 1er octobre 2026</w:t>
+              <w:t xml:space="preserve">Statut au 7 octobre 2026</w:t>
             </w:r>
           </w:p>
         </w:tc>
@@ -5855,7 +6030,7 @@
                 <w:color w:val="333333"/>
                 <w:sz w:val="17"/>
               </w:rPr>
-              <w:t xml:space="preserve">Ouvert jusqu'à la fin de ma relecture des essais C et D, en cours</w:t>
+              <w:t xml:space="preserve">Maîtrisé : essais C et D relus et relancés le 7 octobre</w:t>
             </w:r>
           </w:p>
         </w:tc>
@@ -6070,7 +6245,7 @@
                 <w:color w:val="333333"/>
                 <w:sz w:val="17"/>
               </w:rPr>
-              <w:t xml:space="preserve">Ouvert : mise en situation prête (guide, section 7), pas encore conduite</w:t>
+              <w:t xml:space="preserve">Réduit : mise en situation du 7 octobre, cinq critères sur cinq</w:t>
             </w:r>
           </w:p>
         </w:tc>

--- a/livrables/Lippens_Charles_2_gestion_de_projet_092026.docx
+++ b/livrables/Lippens_Charles_2_gestion_de_projet_092026.docx
@@ -132,7 +132,7 @@
           <w:color w:val="333333"/>
           <w:sz w:val="20"/>
         </w:rPr>
-        <w:t xml:space="preserve">Octobre 2026, dépôt du projet (première version en juillet 2026)</w:t>
+        <w:t xml:space="preserve">Octobre 2026, dépôt du projet</w:t>
       </w:r>
     </w:p>
     <w:p>
@@ -2328,7 +2328,7 @@
           <w:color w:val="333333"/>
           <w:sz w:val="21"/>
         </w:rPr>
-        <w:t xml:space="preserve"> Le cadrage (L1) et la validation (L5) n'ont pas de tâche au backlog : ils se terminent par des jalons. L1 est terminé quand le cahier des charges est validé en séance de mentorat (jalon J1, 18 septembre). L5 l'est quand chaque version est validée en séance et que l'audit de conformité ne relève plus d'écart (jalons J3, J4 et J5). Leur définition de « terminé » est donc celle du jalon, en section 4.</w:t>
+        <w:t xml:space="preserve"> Le cadrage (L1) et la validation (L5) n'ont pas de tâche au backlog : ils se terminent par des jalons. L1 est terminé quand le cahier des charges est validé en séance de mentorat (jalon J1, 18 septembre). L5 l'est quand chaque version est validée en séance et que l'audit de conformité ne relève plus d'écart (jalons J3, J4 et J5). Leur définition de « terminé » est donc celle des jalons de la section 4.</w:t>
       </w:r>
     </w:p>
     <w:p>
@@ -2345,7 +2345,7 @@
           <w:color w:val="333333"/>
           <w:sz w:val="21"/>
         </w:rPr>
-        <w:t>Estimation.</w:t>
+        <w:t xml:space="preserve">Estimation.</w:t>
       </w:r>
       <w:r>
         <w:rPr>
@@ -2355,7 +2355,7 @@
           <w:color w:val="333333"/>
           <w:sz w:val="21"/>
         </w:rPr>
-        <w:t xml:space="preserve"> L'échelle de complexité suit une suite de Fibonacci, de 1 à 8. Le total planifié atteint 32 points, répartis sur quatre itérations hebdomadaires, soit environ 70 heures de travail supervisé.</w:t>
+        <w:t xml:space="preserve"> L'échelle de complexité reprend la suite de Fibonacci, de 1 à 8. Le total planifié atteint 32 points, répartis sur quatre itérations hebdomadaires, soit environ 70 heures de travail supervisé.</w:t>
       </w:r>
     </w:p>
     <w:p>
@@ -2377,7 +2377,7 @@
           <w:color w:val="333333"/>
           <w:sz w:val="21"/>
         </w:rPr>
-        <w:t xml:space="preserve">Le suivi quotidien passe par un tableau Kanban à cinq colonnes, tenu dans Notion (base « P13 BottleNeck, tableau de suivi » ; chaque carte porte ses points, sa dépendance et son critère de fin). Il est copié dans GitHub Projects, à côté du dépôt du portfolio (projet « P13 BottleNeck, suivi »). La limite de deux tâches en cours oblige à terminer avant de commencer. J'ai créé le tableau le 17 septembre 2026, à partir du backlog, avec les neuf cartes en « Terminé », car leur première version existait depuis la phase préparatoire. Depuis la séance 1, une carte passe en « Terminé » quand son résultat est mesuré et documenté ; un jalon n'est franchi qu'après validation en séance. État au 7 octobre, dans le tableau suivant et sur les figures 1 et 2, capturées ce jour-là : les neuf cartes sont terminées. B6 et B7 le sont depuis le 7 octobre, après ma relecture des essais C et D ; B8 depuis la mise en ligne de la version 4 du portfolio, le 30 septembre ; B9 depuis la mise en situation du 7 octobre.</w:t>
+        <w:t xml:space="preserve">Le suivi quotidien passe par un tableau Kanban à cinq colonnes, tenu dans la base Notion « P13 BottleNeck, tableau de suivi », où chaque carte porte ses points, sa dépendance et son critère de fin. Il est copié dans GitHub Projects, à côté du dépôt du portfolio (projet « P13 BottleNeck, suivi »). La limite de deux tâches en cours oblige à terminer avant de commencer. J'ai créé le tableau le 17 septembre 2026, à partir du backlog, avec les neuf cartes en « Terminé », car leur première version existait depuis la phase préparatoire ; B6 à B9 ont ensuite été rouvertes pour des compléments. Depuis la séance 1, une carte passe en « Terminé » quand son résultat est mesuré et documenté ; un jalon n'est franchi qu'après validation en séance. Au 7 octobre, comme le montrent le tableau suivant et les figures 1 et 2, capturées ce jour-là, les neuf cartes sont terminées. B6 et B7 le sont depuis le 7 octobre, après ma relecture des essais C et D ; B8 depuis la mise en ligne de la version 4 du portfolio, le 30 septembre ; B9 depuis la mise en situation du 7 octobre.</w:t>
       </w:r>
     </w:p>
     <w:tbl>
@@ -3263,7 +3263,7 @@
           <w:color w:val="333333"/>
           <w:sz w:val="21"/>
         </w:rPr>
-        <w:t xml:space="preserve">Phase préparatoire.</w:t>
+        <w:t xml:space="preserve">Phase préparatoire. Faisabilité, première version complète des livrables et trois exécutions du notebook, contrôlées par les premiers passages de l'audit.</w:t>
       </w:r>
       <w:r>
         <w:rPr>
@@ -3273,7 +3273,7 @@
           <w:color w:val="333333"/>
           <w:sz w:val="21"/>
         </w:rPr>
-        <w:t xml:space="preserve"> Du 26 juin au 4 août 2026 : faisabilité, première version complète des livrables et trois exécutions du notebook (26 juin, 31 juillet, 4 août), contrôlées par les premiers passages de l'audit. Les quatre itérations de septembre et d'octobre font revoir, compléter et valider ces lots en séance.</w:t>
+        <w:t xml:space="preserve"> Les quatre itérations de septembre et d'octobre font revoir, compléter et valider ces lots en séance.</w:t>
       </w:r>
     </w:p>
     <w:p>
@@ -4201,7 +4201,7 @@
           <w:color w:val="333333"/>
           <w:sz w:val="21"/>
         </w:rPr>
-        <w:t xml:space="preserve"> J1 a été validé en séance 1, le 18 septembre 2026. J2 et J3 ont été validés en séance 2, le 25 septembre : le mentor a tout validé, sans remarque majeure. J4 a réussi le 30 septembre sur mon poste : dans un environnement neuf, créé avec le seul requirements.txt, les deux notebooks du dossier de dépôt se sont exécutés sans erreur et ont redonné les 14 chiffres clés contrôlés (fichier J4_resultat.txt). La preuve exigée parle d'un poste vierge ; la preuve réelle est cet environnement neuf, sur mon poste. J4 a été validé en séance 3, le 2 octobre. Deux réexécutions l'avaient préparé : le 25 septembre sur mon poste, avec d'autres versions que celles du requirements.txt (mêmes chiffres métier), et le 28 septembre chez l'assistant, dans un environnement neuf (mêmes sorties, temps exceptés). J5 sera franchi à la soutenance, après une répétition chronométrée.</w:t>
+        <w:t xml:space="preserve"> J1 a été validé en séance 1, le 18 septembre 2026. J2 et J3 ont été validés en séance 2, le 25 septembre, sans aucune remarque majeure du mentor. J4 a réussi le 30 septembre sur mon poste : dans un environnement neuf, créé avec le seul requirements.txt, les deux notebooks du dossier de dépôt se sont exécutés sans erreur et ont redonné les 14 chiffres clés contrôlés (fichier J4_resultat.txt). La preuve exigée prévoit un poste vierge ; je l'ai remplacé par cet environnement neuf, sur mon poste. J4 a été validé en séance 3, le 2 octobre. Deux réexécutions l'avaient préparé : le 25 septembre sur mon poste, avec d'autres versions que celles du requirements.txt (mêmes chiffres métier), et le 28 septembre chez l'assistant, dans un environnement neuf (mêmes sorties, temps exceptés). J5 sera franchi à la soutenance, après une répétition chronométrée.</w:t>
       </w:r>
     </w:p>
     <w:p>
@@ -4226,7 +4226,7 @@
           <w:color w:val="333333"/>
           <w:sz w:val="21"/>
         </w:rPr>
-        <w:t xml:space="preserve"> Le pilotage aboutit au notebook amélioré, exécuté en entier et commenté, livré dans le dossier Lippens_Charles_1_projet_ameliore_092026 (élément 1 du dépôt), avec ses données, ses figures et le journal des essais. C'est la sortie des lots L2 à L4 et L7, et la preuve que le pilotage mène au livrable.</w:t>
+        <w:t xml:space="preserve"> Le pilotage aboutit au notebook amélioré, exécuté en entier et commenté, livré dans le dossier Lippens_Charles_1_projet_ameliore_092026 (élément 1 du dépôt), avec ses données, ses figures et le journal des essais. C'est la sortie des lots L2 à L4 et L7, le résultat sur lequel juger ce pilotage.</w:t>
       </w:r>
     </w:p>
     <w:p>
@@ -4243,7 +4243,7 @@
           <w:color w:val="333333"/>
           <w:sz w:val="21"/>
         </w:rPr>
-        <w:t xml:space="preserve">La frise situe les sept lots et les cinq jalons sur les quatre itérations. Les durées sont indicatives dans la semaine ; seul l'ordre compte : un jalon n'est ouvert qu'après la validation du précédent.</w:t>
+        <w:t xml:space="preserve">La frise situe les sept lots et les cinq jalons sur les quatre itérations. À l'intérieur d'une semaine, les durées sont indicatives. Seul l'ordre compte : un jalon n'est ouvert qu'après la validation du précédent.</w:t>
       </w:r>
     </w:p>
     <w:p>
@@ -4597,7 +4597,7 @@
                 <w:color w:val="333333"/>
                 <w:sz w:val="18"/>
               </w:rPr>
-              <w:t xml:space="preserve">Arbitrage des points restés ouverts et validation des jalons (J1 le 18 septembre, J2 et J3 le 25 septembre) ; compte rendu dans le document de chaque séance</w:t>
+              <w:t xml:space="preserve">Arbitrage des points restés ouverts et validation des jalons (J1 le 18 septembre, J2 et J3 le 25 septembre, J4 le 2 octobre) ; compte rendu dans le document de chaque séance</w:t>
             </w:r>
           </w:p>
         </w:tc>
@@ -6305,7 +6305,7 @@
           <w:color w:val="333333"/>
           <w:sz w:val="21"/>
         </w:rPr>
-        <w:t xml:space="preserve">J'ai conduit le projet comme une mission de conseil : planifier, prioriser, suivre, gérer les risques et documenter, en laissant la décision à l'humain à chaque étape. Trois principes m'ont guidé.</w:t>
+        <w:t xml:space="preserve">J'ai conduit le projet comme une mission de conseil : planifier, prioriser, suivre, gérer les risques et documenter, en gardant moi-même la décision à chaque étape. Trois principes m'ont guidé.</w:t>
       </w:r>
     </w:p>
     <w:p>
@@ -6322,7 +6322,7 @@
           <w:color w:val="333333"/>
           <w:sz w:val="21"/>
         </w:rPr>
-        <w:t>Terminer plutôt que commencer.</w:t>
+        <w:t xml:space="preserve">Terminer plutôt que commencer.</w:t>
       </w:r>
       <w:r>
         <w:rPr>
@@ -6332,7 +6332,7 @@
           <w:color w:val="333333"/>
           <w:sz w:val="21"/>
         </w:rPr>
-        <w:t xml:space="preserve"> La limite de deux tâches en cours simultanément a évité la dispersion, au prix d'un démarrage plus lent.</w:t>
+        <w:t xml:space="preserve"> La limite de deux tâches en cours à la fois a évité la dispersion, au prix d'un démarrage plus lent.</w:t>
       </w:r>
     </w:p>
     <w:p>

--- a/livrables/Lippens_Charles_2_gestion_de_projet_092026.docx
+++ b/livrables/Lippens_Charles_2_gestion_de_projet_092026.docx
@@ -1136,7 +1136,7 @@
                 <w:color w:val="333333"/>
                 <w:sz w:val="18"/>
               </w:rPr>
-              <w:t>Reproductibilité, mesure comparative des moteurs</w:t>
+              <w:t xml:space="preserve">Reproductibilité, mesure comparative des outils</w:t>
             </w:r>
           </w:p>
         </w:tc>
@@ -1598,7 +1598,7 @@
                 <w:color w:val="333333"/>
                 <w:sz w:val="17"/>
               </w:rPr>
-              <w:t>Savoir si le moteur de calcul actuel suffit</w:t>
+              <w:t xml:space="preserve">Savoir si l'outil de calcul actuel suffit</w:t>
             </w:r>
           </w:p>
         </w:tc>
@@ -1658,7 +1658,7 @@
                 <w:color w:val="333333"/>
                 <w:sz w:val="17"/>
               </w:rPr>
-              <w:t>Comparaison chiffrée sur trois moteurs et décision motivée</w:t>
+              <w:t xml:space="preserve">Comparaison chiffrée sur trois outils et décision motivée</w:t>
             </w:r>
           </w:p>
         </w:tc>
@@ -2709,7 +2709,7 @@
                 <w:color w:val="333333"/>
                 <w:sz w:val="18"/>
               </w:rPr>
-              <w:t xml:space="preserve">B3, comparaison des moteurs</w:t>
+              <w:t xml:space="preserve">B3, comparaison des outils</w:t>
             </w:r>
           </w:p>
         </w:tc>
@@ -3285,7 +3285,7 @@
           <w:color w:val="333333"/>
           <w:sz w:val="21"/>
         </w:rPr>
-        <w:t xml:space="preserve">Quatre itérations hebdomadaires, du 14 septembre au 9 octobre 2026, finissent chacune par une revue. Les séances de mentorat des vendredis 18 septembre, 25 septembre et 2 octobre valident les jalons ; la soutenance a lieu la semaine du 12 octobre. Les cinq jalons suivent la numérotation du cahier des charges.</w:t>
+        <w:t xml:space="preserve">Quatre itérations hebdomadaires, du 14 septembre au 9 octobre 2026, finissent chacune par une revue. Les séances de mentorat des vendredis 18 septembre, 25 septembre et 2 octobre valident les jalons ; la soutenance a lieu le vendredi 16 octobre. Les cinq jalons suivent la numérotation du cahier des charges.</w:t>
       </w:r>
     </w:p>
     <w:tbl>
@@ -3549,7 +3549,7 @@
                 <w:color w:val="333333"/>
                 <w:sz w:val="18"/>
               </w:rPr>
-              <w:t xml:space="preserve">Fin de L2, L3 exploration, L4 modélisation, mesure des moteurs du lot L7</w:t>
+              <w:t xml:space="preserve">Fin de L2, L3 exploration, L4 modélisation, mesure des outils du lot L7</w:t>
             </w:r>
           </w:p>
         </w:tc>
@@ -3744,7 +3744,7 @@
                 <w:color w:val="333333"/>
                 <w:sz w:val="18"/>
               </w:rPr>
-              <w:t xml:space="preserve">J5, restitution, à la soutenance, la semaine du 12 octobre</w:t>
+              <w:t xml:space="preserve">J5, restitution, à la soutenance, le vendredi 16 octobre</w:t>
             </w:r>
           </w:p>
         </w:tc>
@@ -4299,7 +4299,7 @@
           <w:color w:val="64748B"/>
           <w:sz w:val="17"/>
         </w:rPr>
-        <w:t xml:space="preserve">Figure 3. Frise du projet au 2 octobre 2026 : sept lots et cinq jalons, dont J1 à J4 validés, sur quatre itérations hebdomadaires, du 14 septembre au 9 octobre. La soutenance suit, la semaine du 12 octobre.</w:t>
+        <w:t xml:space="preserve">Figure 3. Frise du projet au 2 octobre 2026 : sept lots et cinq jalons, dont J1 à J4 validés, sur quatre itérations hebdomadaires, du 14 septembre au 9 octobre. La soutenance suit, le vendredi 16 octobre.</w:t>
       </w:r>
     </w:p>
     <w:p>
@@ -5685,7 +5685,7 @@
                 <w:color w:val="333333"/>
                 <w:sz w:val="17"/>
               </w:rPr>
-              <w:t>Deux moteurs alternatifs évalués et gardés en réserve</w:t>
+              <w:t xml:space="preserve">Deux outils alternatifs évalués et gardés en réserve</w:t>
             </w:r>
           </w:p>
         </w:tc>
